--- a/docs/progress/09_page.docx
+++ b/docs/progress/09_page.docx
@@ -12,7 +12,7 @@
           <w:b/>
           <w:sz w:val="24"/>
         </w:rPr>
-        <w:t>Progress report 9 of 10</w:t>
+        <w:t>Thesis progress report</w:t>
       </w:r>
     </w:p>
     <w:p>
@@ -64,20 +64,7 @@
           <w:b w:val="0"/>
           <w:sz w:val="24"/>
         </w:rPr>
-        <w:t>Reports 3 to 8 were command-line steps.</w:t>
-      </w:r>
-    </w:p>
-    <w:p>
-      <w:pPr>
-        <w:spacing w:after="160" w:before="40" w:line="276" w:lineRule="auto"/>
-      </w:pPr>
-      <w:r>
-        <w:rPr>
-          <w:rFonts w:ascii="Liberation Serif" w:hAnsi="Liberation Serif" w:eastAsia="Liberation Serif"/>
-          <w:b w:val="0"/>
-          <w:sz w:val="24"/>
-        </w:rPr>
-        <w:t>This note is a page on this machine that calls those same functions.</w:t>
+        <w:t>Compile, check, and measure were separate commands. They are the same functions here, called from one page on this machine.</w:t>
       </w:r>
     </w:p>
     <w:p>
@@ -121,14 +108,9 @@
     </w:p>
     <w:p>
       <w:r>
-        <w:br w:type="page"/>
-      </w:r>
-    </w:p>
-    <w:p>
-      <w:r>
         <w:drawing>
           <wp:inline xmlns:a="http://schemas.openxmlformats.org/drawingml/2006/main" xmlns:pic="http://schemas.openxmlformats.org/drawingml/2006/picture">
-            <wp:extent cx="5669280" cy="4535424"/>
+            <wp:extent cx="5303520" cy="6267796"/>
             <wp:docPr id="1" name="Picture 1"/>
             <wp:cNvGraphicFramePr>
               <a:graphicFrameLocks noChangeAspect="1"/>
@@ -149,7 +131,7 @@
                   <pic:spPr>
                     <a:xfrm>
                       <a:off x="0" y="0"/>
-                      <a:ext cx="5669280" cy="4535424"/>
+                      <a:ext cx="5303520" cy="6267796"/>
                     </a:xfrm>
                     <a:prstGeom prst="rect"/>
                   </pic:spPr>
@@ -183,7 +165,7 @@
           <w:b w:val="0"/>
           <w:sz w:val="24"/>
         </w:rPr>
-        <w:t>The loop can be run and shown from one page. The last note states what the thesis can claim.</w:t>
+        <w:t>The loop can be run and shown without reading raw logs. What the thesis is allowed to claim is a separate statement.</w:t>
       </w:r>
     </w:p>
     <w:sectPr>

--- a/docs/progress/09_page.docx
+++ b/docs/progress/09_page.docx
@@ -104,6 +104,19 @@
           <w:sz w:val="24"/>
         </w:rPr>
         <w:t>The page listens only on this machine, at 127.0.0.1. One job runs at a time. If the console process is down, the buttons become usable again and the bar says the console is not reachable. Analyze, plan, optimize, export, and a remeasure of the chosen file all call the same Python functions as the command line.</w:t>
+      </w:r>
+    </w:p>
+    <w:p>
+      <w:pPr>
+        <w:spacing w:after="160" w:before="40" w:line="276" w:lineRule="auto"/>
+      </w:pPr>
+      <w:r>
+        <w:rPr>
+          <w:rFonts w:ascii="Liberation Serif" w:hAnsi="Liberation Serif" w:eastAsia="Liberation Serif"/>
+          <w:b w:val="0"/>
+          <w:sz w:val="24"/>
+        </w:rPr>
+        <w:t>A markdown table was the first way to show the work. It hid the attempts. A refused step, a rate limit, and a faster plan that failed the check all lived in JSON that a reader would not open. The page had to show those, or the demonstration would slide back to the fastest number. An early version also locked every button after one failed request, which looked like a dead program. The lock now clears, and the bar says why.</w:t>
       </w:r>
     </w:p>
     <w:p>
